--- a/test-harness/corpus/T5/insert/after.docx
+++ b/test-harness/corpus/T5/insert/after.docx
@@ -216,6 +216,7 @@
     </w:tbl>
     <w:p>
       <w:pPr>
+        <w:pStyle w:val="138"/>
         <w:pBdr/>
         <w:spacing/>
         <w:ind/>
@@ -235,15 +236,6 @@
         </w:rPr>
         <w:t xml:space="preserve"> </w:t>
       </w:r>
-      <w:r/>
-    </w:p>
-    <w:p>
-      <w:pPr>
-        <w:pBdr/>
-        <w:spacing/>
-        <w:ind/>
-        <w:rPr/>
-      </w:pPr>
       <w:r>
         <w:t xml:space="preserve">aragraph</w:t>
       </w:r>
